--- a/Relatórios/6. Realidade Aumentada/Realidade Virtual vs Realidade Aumentada vs Realidade Mista.docx
+++ b/Relatórios/6. Realidade Aumentada/Realidade Virtual vs Realidade Aumentada vs Realidade Mista.docx
@@ -49,7 +49,6 @@
         <w:t xml:space="preserve"> Realidade Mista</w:t>
       </w:r>
     </w:p>
-    <w:p/>
     <w:p>
       <w:pPr>
         <w:rPr>
@@ -62,70 +61,392 @@
           <w:b/>
           <w:bCs/>
         </w:rPr>
-        <w:t>T</w:t>
-      </w:r>
-      <w:r>
-        <w:rPr>
-          <w:b/>
-          <w:bCs/>
-        </w:rPr>
-        <w:t>é</w:t>
-      </w:r>
-      <w:r>
-        <w:rPr>
-          <w:b/>
-          <w:bCs/>
-        </w:rPr>
-        <w:t>cnicas de visualiza</w:t>
-      </w:r>
-      <w:r>
-        <w:rPr>
-          <w:b/>
-          <w:bCs/>
-        </w:rPr>
-        <w:t>çã</w:t>
-      </w:r>
-      <w:r>
-        <w:rPr>
-          <w:b/>
-          <w:bCs/>
-        </w:rPr>
-        <w:t>o (</w:t>
+        <w:t>Realidade Virtual</w:t>
+      </w:r>
+    </w:p>
+    <w:p>
+      <w:pPr>
+        <w:rPr>
+          <w:lang w:val="pt-BR"/>
+        </w:rPr>
+      </w:pPr>
+      <w:r>
+        <w:rPr>
+          <w:lang w:val="pt-BR"/>
+        </w:rPr>
+        <w:t>A Realidade Virtual (RV) é um ambiente</w:t>
+      </w:r>
+      <w:r>
+        <w:rPr>
+          <w:lang w:val="pt-BR"/>
+        </w:rPr>
+        <w:t xml:space="preserve">, </w:t>
+      </w:r>
+      <w:r>
+        <w:rPr>
+          <w:lang w:val="pt-BR"/>
+        </w:rPr>
+        <w:t>gerado por meio de um computador</w:t>
+      </w:r>
+      <w:r>
+        <w:rPr>
+          <w:lang w:val="pt-BR"/>
+        </w:rPr>
+        <w:t>,</w:t>
+      </w:r>
+      <w:r>
+        <w:rPr>
+          <w:lang w:val="pt-BR"/>
+        </w:rPr>
+        <w:t xml:space="preserve"> com cenas e objetos que parecem reais, fazendo com que os usuários se sintam imersos nessa realidade. Esse ambiente é percebido através de óculos ou capacete de Realidade Virtual.</w:t>
+      </w:r>
+      <w:r>
+        <w:rPr>
+          <w:lang w:val="pt-BR"/>
+        </w:rPr>
+        <w:t xml:space="preserve"> </w:t>
+      </w:r>
+      <w:r>
+        <w:t xml:space="preserve">Concluindo, a realidade aumentada cria ambientes virtuais através de uns óculos específicos. </w:t>
+      </w:r>
+      <w:r>
+        <w:rPr>
+          <w:lang w:val="pt-BR"/>
+        </w:rPr>
+        <w:t xml:space="preserve">(ref: </w:t>
+      </w:r>
+      <w:r>
+        <w:fldChar w:fldCharType="begin"/>
+      </w:r>
+      <w:r>
+        <w:instrText>HYPERLINK "https://www.iberdrola.com/inovacao/realidade-virtual"</w:instrText>
+      </w:r>
+      <w:r>
+        <w:fldChar w:fldCharType="separate"/>
+      </w:r>
+      <w:r>
+        <w:rPr>
+          <w:rStyle w:val="Hyperlink"/>
+          <w:lang w:val="pt-BR"/>
+        </w:rPr>
+        <w:t>https://www.iberdrola.com/inovacao/realidade-virtual</w:t>
+      </w:r>
+      <w:r>
+        <w:fldChar w:fldCharType="end"/>
+      </w:r>
+      <w:r>
+        <w:rPr>
+          <w:lang w:val="pt-BR"/>
+        </w:rPr>
+        <w:t xml:space="preserve"> )</w:t>
+      </w:r>
+    </w:p>
+    <w:p>
+      <w:pPr>
+        <w:rPr>
+          <w:b/>
+          <w:bCs/>
+        </w:rPr>
+      </w:pPr>
+      <w:r>
+        <w:rPr>
+          <w:b/>
+          <w:bCs/>
+        </w:rPr>
+        <w:t>Realidade</w:t>
+      </w:r>
+      <w:r>
+        <w:rPr>
+          <w:b/>
+          <w:bCs/>
+        </w:rPr>
+        <w:t xml:space="preserve"> Aumentada</w:t>
+      </w:r>
+    </w:p>
+    <w:p>
+      <w:r>
+        <w:t>A realidade aumentada consiste numa tecnologia que integra um conteúdo virtual dentro de um cenário real a partir de uma camara. Com isto ela sobrepõem elementos oferecendo um mundo real diferente. Sendo capaz de criar uma camada digital em qualquer cena que se vê através de uma camara. Concluindo, a realidade aumentada cria elementos em cenários reais. (</w:t>
       </w:r>
       <w:proofErr w:type="spellStart"/>
       <w:r>
-        <w:rPr>
-          <w:b/>
-          <w:bCs/>
+        <w:t>ref</w:t>
+      </w:r>
+      <w:proofErr w:type="spellEnd"/>
+      <w:r>
+        <w:t xml:space="preserve">: </w:t>
+      </w:r>
+      <w:hyperlink r:id="rId4" w:history="1">
+        <w:r>
+          <w:rPr>
+            <w:rStyle w:val="Hyperlink"/>
+          </w:rPr>
+          <w:t>https://www.cnnbrasil.com.br/tecnologia/realidade-aumentada/</w:t>
+        </w:r>
+      </w:hyperlink>
+      <w:r>
+        <w:t xml:space="preserve"> )</w:t>
+      </w:r>
+    </w:p>
+    <w:p>
+      <w:pPr>
+        <w:rPr>
+          <w:b/>
+          <w:bCs/>
+        </w:rPr>
+      </w:pPr>
+      <w:r>
+        <w:rPr>
+          <w:b/>
+          <w:bCs/>
+        </w:rPr>
+        <w:t>Realidade Mista</w:t>
+      </w:r>
+    </w:p>
+    <w:p>
+      <w:r>
+        <w:t xml:space="preserve">A realidade mista é a combinação de elementos de realidade virtual com realidade aumentada, permitindo assim que os objetos físicos e digitais coexistam e </w:t>
+      </w:r>
+      <w:proofErr w:type="spellStart"/>
+      <w:r>
+        <w:t>interejam</w:t>
+      </w:r>
+      <w:proofErr w:type="spellEnd"/>
+      <w:r>
+        <w:t xml:space="preserve"> em tempo real. </w:t>
+      </w:r>
+      <w:r>
+        <w:t>(</w:t>
+      </w:r>
+      <w:proofErr w:type="spellStart"/>
+      <w:r>
+        <w:t>ref</w:t>
+      </w:r>
+      <w:proofErr w:type="spellEnd"/>
+      <w:r>
+        <w:t xml:space="preserve">: </w:t>
+      </w:r>
+      <w:hyperlink r:id="rId5" w:history="1">
+        <w:r>
+          <w:rPr>
+            <w:rStyle w:val="Hyperlink"/>
+          </w:rPr>
+          <w:t>https://midia.market/conteudos/midia/realidade-mista/</w:t>
+        </w:r>
+      </w:hyperlink>
+      <w:r>
+        <w:t xml:space="preserve"> )</w:t>
+      </w:r>
+    </w:p>
+    <w:p>
+      <w:r>
+        <w:rPr>
+          <w:noProof/>
+        </w:rPr>
+        <w:drawing>
+          <wp:inline distT="0" distB="0" distL="0" distR="0" wp14:anchorId="79AB1022" wp14:editId="49440BC8">
+            <wp:extent cx="5724525" cy="3067050"/>
+            <wp:effectExtent l="0" t="0" r="9525" b="0"/>
+            <wp:docPr id="1779647785" name="Picture 1"/>
+            <wp:cNvGraphicFramePr>
+              <a:graphicFrameLocks xmlns:a="http://schemas.openxmlformats.org/drawingml/2006/main" noChangeAspect="1"/>
+            </wp:cNvGraphicFramePr>
+            <a:graphic xmlns:a="http://schemas.openxmlformats.org/drawingml/2006/main">
+              <a:graphicData uri="http://schemas.openxmlformats.org/drawingml/2006/picture">
+                <pic:pic xmlns:pic="http://schemas.openxmlformats.org/drawingml/2006/picture">
+                  <pic:nvPicPr>
+                    <pic:cNvPr id="0" name="Picture 1"/>
+                    <pic:cNvPicPr>
+                      <a:picLocks noChangeAspect="1" noChangeArrowheads="1"/>
+                    </pic:cNvPicPr>
+                  </pic:nvPicPr>
+                  <pic:blipFill>
+                    <a:blip r:embed="rId6">
+                      <a:extLst>
+                        <a:ext uri="{28A0092B-C50C-407E-A947-70E740481C1C}">
+                          <a14:useLocalDpi xmlns:a14="http://schemas.microsoft.com/office/drawing/2010/main" val="0"/>
+                        </a:ext>
+                      </a:extLst>
+                    </a:blip>
+                    <a:srcRect/>
+                    <a:stretch>
+                      <a:fillRect/>
+                    </a:stretch>
+                  </pic:blipFill>
+                  <pic:spPr bwMode="auto">
+                    <a:xfrm>
+                      <a:off x="0" y="0"/>
+                      <a:ext cx="5724525" cy="3067050"/>
+                    </a:xfrm>
+                    <a:prstGeom prst="rect">
+                      <a:avLst/>
+                    </a:prstGeom>
+                    <a:noFill/>
+                    <a:ln>
+                      <a:noFill/>
+                    </a:ln>
+                  </pic:spPr>
+                </pic:pic>
+              </a:graphicData>
+            </a:graphic>
+          </wp:inline>
+        </w:drawing>
+      </w:r>
+    </w:p>
+    <w:p>
+      <w:pPr>
+        <w:rPr>
+          <w:lang w:val="pt-BR"/>
+        </w:rPr>
+      </w:pPr>
+      <w:r>
+        <w:rPr>
+          <w:lang w:val="pt-BR"/>
+        </w:rPr>
+        <w:t xml:space="preserve">(ref: </w:t>
+      </w:r>
+      <w:hyperlink r:id="rId7" w:history="1">
+        <w:r>
+          <w:rPr>
+            <w:rStyle w:val="Hyperlink"/>
+            <w:lang w:val="pt-BR"/>
+          </w:rPr>
+          <w:t>https://moreleads.pt/blog/realidade-mista-e-marketing-digital/</w:t>
+        </w:r>
+      </w:hyperlink>
+      <w:r>
+        <w:rPr>
+          <w:lang w:val="pt-BR"/>
+        </w:rPr>
+        <w:t xml:space="preserve"> )</w:t>
+      </w:r>
+      <w:r>
+        <w:rPr>
+          <w:lang w:val="pt-BR"/>
+        </w:rPr>
+        <w:t xml:space="preserve"> fei</w:t>
+      </w:r>
+      <w:r>
+        <w:rPr>
+          <w:lang w:val="pt-BR"/>
+        </w:rPr>
+        <w:t>to até dia 29/03</w:t>
+      </w:r>
+    </w:p>
+    <w:p>
+      <w:pPr>
+        <w:rPr>
+          <w:b/>
+          <w:bCs/>
+          <w:lang w:val="en-GB"/>
+        </w:rPr>
+      </w:pPr>
+      <w:proofErr w:type="spellStart"/>
+      <w:r>
+        <w:rPr>
+          <w:b/>
+          <w:bCs/>
+          <w:lang w:val="en-GB"/>
+        </w:rPr>
+        <w:t>Técnicas</w:t>
+      </w:r>
+      <w:proofErr w:type="spellEnd"/>
+      <w:r>
+        <w:rPr>
+          <w:b/>
+          <w:bCs/>
+          <w:lang w:val="en-GB"/>
+        </w:rPr>
+        <w:t xml:space="preserve"> de </w:t>
+      </w:r>
+      <w:proofErr w:type="spellStart"/>
+      <w:r>
+        <w:rPr>
+          <w:b/>
+          <w:bCs/>
+          <w:lang w:val="en-GB"/>
+        </w:rPr>
+        <w:t>visualização</w:t>
+      </w:r>
+      <w:proofErr w:type="spellEnd"/>
+      <w:r>
+        <w:rPr>
+          <w:b/>
+          <w:bCs/>
+          <w:lang w:val="en-GB"/>
+        </w:rPr>
+        <w:t xml:space="preserve"> (Marker/</w:t>
+      </w:r>
+      <w:proofErr w:type="spellStart"/>
+      <w:r>
+        <w:rPr>
+          <w:b/>
+          <w:bCs/>
+          <w:lang w:val="en-GB"/>
+        </w:rPr>
+        <w:t>Markerless</w:t>
+      </w:r>
+      <w:proofErr w:type="spellEnd"/>
+      <w:r>
+        <w:rPr>
+          <w:b/>
+          <w:bCs/>
+          <w:lang w:val="en-GB"/>
+        </w:rPr>
+        <w:t>)</w:t>
+      </w:r>
+    </w:p>
+    <w:p>
+      <w:pPr>
+        <w:rPr>
+          <w:b/>
+          <w:bCs/>
+          <w:lang w:val="en-GB"/>
+        </w:rPr>
+      </w:pPr>
+      <w:r>
+        <w:rPr>
+          <w:b/>
+          <w:bCs/>
+          <w:lang w:val="en-GB"/>
         </w:rPr>
         <w:t>Marker</w:t>
       </w:r>
+    </w:p>
+    <w:p>
+      <w:pPr>
+        <w:rPr>
+          <w:b/>
+          <w:bCs/>
+          <w:lang w:val="en-GB"/>
+        </w:rPr>
+      </w:pPr>
+    </w:p>
+    <w:p>
+      <w:pPr>
+        <w:rPr>
+          <w:b/>
+          <w:bCs/>
+          <w:lang w:val="en-GB"/>
+        </w:rPr>
+      </w:pPr>
+      <w:proofErr w:type="spellStart"/>
+      <w:r>
+        <w:rPr>
+          <w:b/>
+          <w:bCs/>
+          <w:lang w:val="en-GB"/>
+        </w:rPr>
+        <w:t>Markless</w:t>
+      </w:r>
       <w:proofErr w:type="spellEnd"/>
-      <w:r>
-        <w:rPr>
-          <w:b/>
-          <w:bCs/>
-        </w:rPr>
-        <w:t>/</w:t>
-      </w:r>
-      <w:proofErr w:type="spellStart"/>
-      <w:r>
-        <w:rPr>
-          <w:b/>
-          <w:bCs/>
-        </w:rPr>
-        <w:t>Markerless</w:t>
-      </w:r>
-      <w:proofErr w:type="spellEnd"/>
-      <w:r>
-        <w:rPr>
-          <w:b/>
-          <w:bCs/>
-        </w:rPr>
-        <w:t>)</w:t>
-      </w:r>
     </w:p>
-    <w:p/>
+    <w:p>
+      <w:pPr>
+        <w:rPr>
+          <w:lang w:val="en-GB"/>
+        </w:rPr>
+      </w:pPr>
+    </w:p>
     <w:sectPr>
       <w:pgSz w:w="11906" w:h="16838"/>
       <w:pgMar w:top="1440" w:right="1440" w:bottom="1440" w:left="1440" w:header="708" w:footer="708" w:gutter="0"/>
@@ -1069,6 +1390,29 @@
       <w:spacing w:val="5"/>
     </w:rPr>
   </w:style>
+  <w:style w:type="character" w:styleId="Hyperlink">
+    <w:name w:val="Hyperlink"/>
+    <w:basedOn w:val="DefaultParagraphFont"/>
+    <w:uiPriority w:val="99"/>
+    <w:unhideWhenUsed/>
+    <w:rsid w:val="00C61467"/>
+    <w:rPr>
+      <w:color w:val="467886" w:themeColor="hyperlink"/>
+      <w:u w:val="single"/>
+    </w:rPr>
+  </w:style>
+  <w:style w:type="character" w:styleId="UnresolvedMention">
+    <w:name w:val="Unresolved Mention"/>
+    <w:basedOn w:val="DefaultParagraphFont"/>
+    <w:uiPriority w:val="99"/>
+    <w:semiHidden/>
+    <w:unhideWhenUsed/>
+    <w:rsid w:val="00C61467"/>
+    <w:rPr>
+      <w:color w:val="605E5C"/>
+      <w:shd w:val="clear" w:color="auto" w:fill="E1DFDD"/>
+    </w:rPr>
+  </w:style>
 </w:styles>
 </file>
 

--- a/Relatórios/6. Realidade Aumentada/Realidade Virtual vs Realidade Aumentada vs Realidade Mista.docx
+++ b/Relatórios/6. Realidade Aumentada/Realidade Virtual vs Realidade Aumentada vs Realidade Mista.docx
@@ -65,91 +65,38 @@
       </w:r>
     </w:p>
     <w:p>
+      <w:r>
+        <w:t>A Realidade Virtual (RV) é um ambiente, gerado por meio de um computador, com cenas e objetos que parecem reais, fazendo com que os usuários se sintam imersos nessa realidade. Esse ambiente é percebido através de óculos ou capacete de Realidade Virtual. Concluindo, a realidade aumentada cria ambientes virtuais através de uns óculos específicos. (</w:t>
+      </w:r>
+      <w:proofErr w:type="spellStart"/>
+      <w:r>
+        <w:t>ref</w:t>
+      </w:r>
+      <w:proofErr w:type="spellEnd"/>
+      <w:r>
+        <w:t xml:space="preserve">: </w:t>
+      </w:r>
+      <w:hyperlink r:id="rId6" w:history="1">
+        <w:r>
+          <w:rPr>
+            <w:rStyle w:val="Hyperlink"/>
+          </w:rPr>
+          <w:t>https://www.iberdrola.com/inovacao/realidade-virtual</w:t>
+        </w:r>
+      </w:hyperlink>
+      <w:r>
+        <w:t xml:space="preserve"> )</w:t>
+      </w:r>
+    </w:p>
+    <w:p>
       <w:pPr>
         <w:rPr>
-          <w:lang w:val="pt-BR"/>
+          <w:b/>
+          <w:bCs/>
         </w:rPr>
       </w:pPr>
       <w:r>
         <w:rPr>
-          <w:lang w:val="pt-BR"/>
-        </w:rPr>
-        <w:t>A Realidade Virtual (RV) é um ambiente</w:t>
-      </w:r>
-      <w:r>
-        <w:rPr>
-          <w:lang w:val="pt-BR"/>
-        </w:rPr>
-        <w:t xml:space="preserve">, </w:t>
-      </w:r>
-      <w:r>
-        <w:rPr>
-          <w:lang w:val="pt-BR"/>
-        </w:rPr>
-        <w:t>gerado por meio de um computador</w:t>
-      </w:r>
-      <w:r>
-        <w:rPr>
-          <w:lang w:val="pt-BR"/>
-        </w:rPr>
-        <w:t>,</w:t>
-      </w:r>
-      <w:r>
-        <w:rPr>
-          <w:lang w:val="pt-BR"/>
-        </w:rPr>
-        <w:t xml:space="preserve"> com cenas e objetos que parecem reais, fazendo com que os usuários se sintam imersos nessa realidade. Esse ambiente é percebido através de óculos ou capacete de Realidade Virtual.</w:t>
-      </w:r>
-      <w:r>
-        <w:rPr>
-          <w:lang w:val="pt-BR"/>
-        </w:rPr>
-        <w:t xml:space="preserve"> </w:t>
-      </w:r>
-      <w:r>
-        <w:t xml:space="preserve">Concluindo, a realidade aumentada cria ambientes virtuais através de uns óculos específicos. </w:t>
-      </w:r>
-      <w:r>
-        <w:rPr>
-          <w:lang w:val="pt-BR"/>
-        </w:rPr>
-        <w:t xml:space="preserve">(ref: </w:t>
-      </w:r>
-      <w:r>
-        <w:fldChar w:fldCharType="begin"/>
-      </w:r>
-      <w:r>
-        <w:instrText>HYPERLINK "https://www.iberdrola.com/inovacao/realidade-virtual"</w:instrText>
-      </w:r>
-      <w:r>
-        <w:fldChar w:fldCharType="separate"/>
-      </w:r>
-      <w:r>
-        <w:rPr>
-          <w:rStyle w:val="Hyperlink"/>
-          <w:lang w:val="pt-BR"/>
-        </w:rPr>
-        <w:t>https://www.iberdrola.com/inovacao/realidade-virtual</w:t>
-      </w:r>
-      <w:r>
-        <w:fldChar w:fldCharType="end"/>
-      </w:r>
-      <w:r>
-        <w:rPr>
-          <w:lang w:val="pt-BR"/>
-        </w:rPr>
-        <w:t xml:space="preserve"> )</w:t>
-      </w:r>
-    </w:p>
-    <w:p>
-      <w:pPr>
-        <w:rPr>
-          <w:b/>
-          <w:bCs/>
-        </w:rPr>
-      </w:pPr>
-      <w:r>
-        <w:rPr>
           <w:b/>
           <w:bCs/>
         </w:rPr>
@@ -175,7 +122,7 @@
       <w:r>
         <w:t xml:space="preserve">: </w:t>
       </w:r>
-      <w:hyperlink r:id="rId4" w:history="1">
+      <w:hyperlink r:id="rId7" w:history="1">
         <w:r>
           <w:rPr>
             <w:rStyle w:val="Hyperlink"/>
@@ -206,26 +153,24 @@
       <w:r>
         <w:t xml:space="preserve">A realidade mista é a combinação de elementos de realidade virtual com realidade aumentada, permitindo assim que os objetos físicos e digitais coexistam e </w:t>
       </w:r>
+      <w:r>
+        <w:t>interajam</w:t>
+      </w:r>
+      <w:r>
+        <w:t xml:space="preserve"> em tempo real. </w:t>
+      </w:r>
+      <w:r>
+        <w:t>(</w:t>
+      </w:r>
       <w:proofErr w:type="spellStart"/>
       <w:r>
-        <w:t>interejam</w:t>
+        <w:t>ref</w:t>
       </w:r>
       <w:proofErr w:type="spellEnd"/>
       <w:r>
-        <w:t xml:space="preserve"> em tempo real. </w:t>
-      </w:r>
-      <w:r>
-        <w:t>(</w:t>
-      </w:r>
-      <w:proofErr w:type="spellStart"/>
-      <w:r>
-        <w:t>ref</w:t>
-      </w:r>
-      <w:proofErr w:type="spellEnd"/>
-      <w:r>
         <w:t xml:space="preserve">: </w:t>
       </w:r>
-      <w:hyperlink r:id="rId5" w:history="1">
+      <w:hyperlink r:id="rId8" w:history="1">
         <w:r>
           <w:rPr>
             <w:rStyle w:val="Hyperlink"/>
@@ -239,9 +184,6 @@
     </w:p>
     <w:p>
       <w:r>
-        <w:rPr>
-          <w:noProof/>
-        </w:rPr>
         <w:drawing>
           <wp:inline distT="0" distB="0" distL="0" distR="0" wp14:anchorId="79AB1022" wp14:editId="49440BC8">
             <wp:extent cx="5724525" cy="3067050"/>
@@ -260,7 +202,7 @@
                     </pic:cNvPicPr>
                   </pic:nvPicPr>
                   <pic:blipFill>
-                    <a:blip r:embed="rId6">
+                    <a:blip r:embed="rId9">
                       <a:extLst>
                         <a:ext uri="{28A0092B-C50C-407E-A947-70E740481C1C}">
                           <a14:useLocalDpi xmlns:a14="http://schemas.microsoft.com/office/drawing/2010/main" val="0"/>
@@ -293,43 +235,30 @@
       </w:r>
     </w:p>
     <w:p>
-      <w:pPr>
-        <w:rPr>
-          <w:lang w:val="pt-BR"/>
-        </w:rPr>
-      </w:pPr>
-      <w:r>
-        <w:rPr>
-          <w:lang w:val="pt-BR"/>
-        </w:rPr>
-        <w:t xml:space="preserve">(ref: </w:t>
-      </w:r>
-      <w:hyperlink r:id="rId7" w:history="1">
+      <w:r>
+        <w:t>(</w:t>
+      </w:r>
+      <w:proofErr w:type="spellStart"/>
+      <w:r>
+        <w:t>ref</w:t>
+      </w:r>
+      <w:proofErr w:type="spellEnd"/>
+      <w:r>
+        <w:t xml:space="preserve">: </w:t>
+      </w:r>
+      <w:hyperlink r:id="rId10" w:history="1">
         <w:r>
           <w:rPr>
             <w:rStyle w:val="Hyperlink"/>
-            <w:lang w:val="pt-BR"/>
           </w:rPr>
           <w:t>https://moreleads.pt/blog/realidade-mista-e-marketing-digital/</w:t>
         </w:r>
       </w:hyperlink>
       <w:r>
-        <w:rPr>
-          <w:lang w:val="pt-BR"/>
-        </w:rPr>
         <w:t xml:space="preserve"> )</w:t>
       </w:r>
       <w:r>
-        <w:rPr>
-          <w:lang w:val="pt-BR"/>
-        </w:rPr>
-        <w:t xml:space="preserve"> fei</w:t>
-      </w:r>
-      <w:r>
-        <w:rPr>
-          <w:lang w:val="pt-BR"/>
-        </w:rPr>
-        <w:t>to até dia 29/03</w:t>
+        <w:t xml:space="preserve"> feito até dia 29/03</w:t>
       </w:r>
     </w:p>
     <w:p>
@@ -337,7 +266,53 @@
         <w:rPr>
           <w:b/>
           <w:bCs/>
-          <w:lang w:val="en-GB"/>
+        </w:rPr>
+      </w:pPr>
+      <w:r>
+        <w:rPr>
+          <w:b/>
+          <w:bCs/>
+        </w:rPr>
+        <w:t>Técnicas de visualização (</w:t>
+      </w:r>
+      <w:proofErr w:type="spellStart"/>
+      <w:r>
+        <w:rPr>
+          <w:b/>
+          <w:bCs/>
+        </w:rPr>
+        <w:t>Marker</w:t>
+      </w:r>
+      <w:proofErr w:type="spellEnd"/>
+      <w:r>
+        <w:rPr>
+          <w:b/>
+          <w:bCs/>
+        </w:rPr>
+        <w:t>/</w:t>
+      </w:r>
+      <w:proofErr w:type="spellStart"/>
+      <w:r>
+        <w:rPr>
+          <w:b/>
+          <w:bCs/>
+        </w:rPr>
+        <w:t>Markerless</w:t>
+      </w:r>
+      <w:proofErr w:type="spellEnd"/>
+      <w:r>
+        <w:rPr>
+          <w:b/>
+          <w:bCs/>
+        </w:rPr>
+        <w:t>)</w:t>
+      </w:r>
+    </w:p>
+    <w:p>
+      <w:pPr>
+        <w:rPr>
+          <w:b/>
+          <w:bCs/>
         </w:rPr>
       </w:pPr>
       <w:proofErr w:type="spellStart"/>
@@ -345,54 +320,158 @@
         <w:rPr>
           <w:b/>
           <w:bCs/>
-          <w:lang w:val="en-GB"/>
-        </w:rPr>
-        <w:t>Técnicas</w:t>
+        </w:rPr>
+        <w:t>Marker</w:t>
       </w:r>
       <w:proofErr w:type="spellEnd"/>
-      <w:r>
-        <w:rPr>
-          <w:b/>
-          <w:bCs/>
-          <w:lang w:val="en-GB"/>
-        </w:rPr>
-        <w:t xml:space="preserve"> de </w:t>
+    </w:p>
+    <w:p>
+      <w:r>
+        <w:lastRenderedPageBreak/>
+        <w:t xml:space="preserve">As aplicações de Realidade Aumentada baseadas em </w:t>
       </w:r>
       <w:proofErr w:type="spellStart"/>
       <w:r>
-        <w:rPr>
-          <w:b/>
-          <w:bCs/>
-          <w:lang w:val="en-GB"/>
-        </w:rPr>
-        <w:t>visualização</w:t>
+        <w:t>Marker</w:t>
       </w:r>
       <w:proofErr w:type="spellEnd"/>
       <w:r>
-        <w:rPr>
-          <w:b/>
-          <w:bCs/>
-          <w:lang w:val="en-GB"/>
-        </w:rPr>
-        <w:t xml:space="preserve"> (Marker/</w:t>
+        <w:t xml:space="preserve"> utilizam imagem alvos (marcadores) para posicionar o objeto num determinado espaço. Estes marcadores determinam onde a aplicação vai colocar o conteúdo digital 3D dentro do campo de visão do utilizador. Esta técnica foi pioneira dentro da tecnologia de Realidade Aumentada. </w:t>
+      </w:r>
+    </w:p>
+    <w:p>
+      <w:r>
+        <w:t xml:space="preserve">Por outras palavras, estas aplicações estão ligadas a um marcador de padrão físico específico num ambiente do mundo real, a fim de sobrepor o </w:t>
+      </w:r>
+      <w:r>
+        <w:t>objeto</w:t>
+      </w:r>
+      <w:r>
+        <w:t xml:space="preserve"> virtual 3D sobre ele. Assim, as câmaras devem digitalizar continuamente a entrada e colocar um marcador para o reconhecimento do padrão de imagem, a fim de criar a sua geometria. Caso a câmara não esteja devidamente focada, o </w:t>
+      </w:r>
+      <w:r>
+        <w:t>objeto</w:t>
+      </w:r>
+      <w:r>
+        <w:t xml:space="preserve"> virtual não será exibido.</w:t>
+      </w:r>
+    </w:p>
+    <w:p>
+      <w:r>
+        <w:t>Consequentemente, um sistema de reconhecimento de imagem baseado em marcadores requer vários módulos, tais como câmara, captura de imagem, processamento de imagem e seguimento de marcadores, entre outros. Geralmente, este é um sistema simples e barato de implementar em filtros através de uma aplicação personalizada para reconhecer padrões específicos através de uma câmara.</w:t>
+      </w:r>
+    </w:p>
+    <w:p>
+      <w:r>
+        <w:t xml:space="preserve">Um exemplo deste tipo de realidade aumentada é utilizado pela Instagram e Snapchat através de filtros e jogos. Portanto, este tipo de AR já está introduzido na vida quotidiana dos seres humanos, uma vez que são </w:t>
       </w:r>
       <w:proofErr w:type="spellStart"/>
       <w:r>
-        <w:rPr>
-          <w:b/>
-          <w:bCs/>
-          <w:lang w:val="en-GB"/>
-        </w:rPr>
-        <w:t>Markerless</w:t>
+        <w:t>actividades</w:t>
       </w:r>
       <w:proofErr w:type="spellEnd"/>
       <w:r>
-        <w:rPr>
-          <w:b/>
-          <w:bCs/>
-          <w:lang w:val="en-GB"/>
-        </w:rPr>
-        <w:t>)</w:t>
+        <w:t xml:space="preserve"> sociais rotineiras.</w:t>
+      </w:r>
+    </w:p>
+    <w:p>
+      <w:r>
+        <w:t>(</w:t>
+      </w:r>
+      <w:proofErr w:type="spellStart"/>
+      <w:r>
+        <w:t>ref</w:t>
+      </w:r>
+      <w:proofErr w:type="spellEnd"/>
+      <w:r>
+        <w:t xml:space="preserve">: </w:t>
+      </w:r>
+      <w:hyperlink r:id="rId11" w:history="1">
+        <w:r>
+          <w:rPr>
+            <w:rStyle w:val="Hyperlink"/>
+          </w:rPr>
+          <w:t>https://blog.softtek.com/pt/quais-sao-os-diferentes-tipos-de-realidade-aumentada</w:t>
+        </w:r>
+      </w:hyperlink>
+      <w:r>
+        <w:t xml:space="preserve"> )</w:t>
+      </w:r>
+    </w:p>
+    <w:p>
+      <w:r>
+        <w:drawing>
+          <wp:inline distT="0" distB="0" distL="0" distR="0" wp14:anchorId="50F3A3D1" wp14:editId="7F1205AF">
+            <wp:extent cx="5711825" cy="3206115"/>
+            <wp:effectExtent l="0" t="0" r="3175" b="0"/>
+            <wp:docPr id="550623301" name="Picture 1"/>
+            <wp:cNvGraphicFramePr>
+              <a:graphicFrameLocks xmlns:a="http://schemas.openxmlformats.org/drawingml/2006/main" noChangeAspect="1"/>
+            </wp:cNvGraphicFramePr>
+            <a:graphic xmlns:a="http://schemas.openxmlformats.org/drawingml/2006/main">
+              <a:graphicData uri="http://schemas.openxmlformats.org/drawingml/2006/picture">
+                <pic:pic xmlns:pic="http://schemas.openxmlformats.org/drawingml/2006/picture">
+                  <pic:nvPicPr>
+                    <pic:cNvPr id="0" name="Picture 1"/>
+                    <pic:cNvPicPr>
+                      <a:picLocks noChangeAspect="1" noChangeArrowheads="1"/>
+                    </pic:cNvPicPr>
+                  </pic:nvPicPr>
+                  <pic:blipFill>
+                    <a:blip r:embed="rId12" cstate="print">
+                      <a:extLst>
+                        <a:ext uri="{28A0092B-C50C-407E-A947-70E740481C1C}">
+                          <a14:useLocalDpi xmlns:a14="http://schemas.microsoft.com/office/drawing/2010/main" val="0"/>
+                        </a:ext>
+                      </a:extLst>
+                    </a:blip>
+                    <a:srcRect/>
+                    <a:stretch>
+                      <a:fillRect/>
+                    </a:stretch>
+                  </pic:blipFill>
+                  <pic:spPr bwMode="auto">
+                    <a:xfrm>
+                      <a:off x="0" y="0"/>
+                      <a:ext cx="5711825" cy="3206115"/>
+                    </a:xfrm>
+                    <a:prstGeom prst="rect">
+                      <a:avLst/>
+                    </a:prstGeom>
+                    <a:noFill/>
+                    <a:ln>
+                      <a:noFill/>
+                    </a:ln>
+                  </pic:spPr>
+                </pic:pic>
+              </a:graphicData>
+            </a:graphic>
+          </wp:inline>
+        </w:drawing>
+      </w:r>
+    </w:p>
+    <w:p>
+      <w:r>
+        <w:t>(</w:t>
+      </w:r>
+      <w:proofErr w:type="spellStart"/>
+      <w:r>
+        <w:t>ref</w:t>
+      </w:r>
+      <w:proofErr w:type="spellEnd"/>
+      <w:r>
+        <w:t xml:space="preserve">: </w:t>
+      </w:r>
+      <w:hyperlink r:id="rId13" w:history="1">
+        <w:r>
+          <w:rPr>
+            <w:rStyle w:val="Hyperlink"/>
+          </w:rPr>
+          <w:t>https://www.univates.br/mcn/realidade-aumentada</w:t>
+        </w:r>
+      </w:hyperlink>
+      <w:r>
+        <w:t xml:space="preserve"> )</w:t>
       </w:r>
     </w:p>
     <w:p>
@@ -400,33 +479,6 @@
         <w:rPr>
           <w:b/>
           <w:bCs/>
-          <w:lang w:val="en-GB"/>
-        </w:rPr>
-      </w:pPr>
-      <w:r>
-        <w:rPr>
-          <w:b/>
-          <w:bCs/>
-          <w:lang w:val="en-GB"/>
-        </w:rPr>
-        <w:t>Marker</w:t>
-      </w:r>
-    </w:p>
-    <w:p>
-      <w:pPr>
-        <w:rPr>
-          <w:b/>
-          <w:bCs/>
-          <w:lang w:val="en-GB"/>
-        </w:rPr>
-      </w:pPr>
-    </w:p>
-    <w:p>
-      <w:pPr>
-        <w:rPr>
-          <w:b/>
-          <w:bCs/>
-          <w:lang w:val="en-GB"/>
         </w:rPr>
       </w:pPr>
       <w:proofErr w:type="spellStart"/>
@@ -434,18 +486,234 @@
         <w:rPr>
           <w:b/>
           <w:bCs/>
+        </w:rPr>
+        <w:t>Markless</w:t>
+      </w:r>
+      <w:proofErr w:type="spellEnd"/>
+    </w:p>
+    <w:p>
+      <w:r>
+        <w:lastRenderedPageBreak/>
+        <w:t xml:space="preserve">As aplicações de Realidade Aumentada </w:t>
+      </w:r>
+      <w:r>
+        <w:t>sustentadas</w:t>
+      </w:r>
+      <w:r>
+        <w:t xml:space="preserve"> em </w:t>
+      </w:r>
+      <w:proofErr w:type="spellStart"/>
+      <w:r>
+        <w:t>Marker</w:t>
+      </w:r>
+      <w:r>
+        <w:t>less</w:t>
+      </w:r>
+      <w:proofErr w:type="spellEnd"/>
+      <w:r>
+        <w:rPr>
+          <w:rFonts w:ascii="Times New Roman" w:eastAsia="Times New Roman" w:hAnsi="Times New Roman" w:cs="Times New Roman"/>
+          <w:kern w:val="0"/>
+          <w:lang w:eastAsia="en-GB"/>
+          <w14:ligatures w14:val="none"/>
+        </w:rPr>
+        <w:t xml:space="preserve"> </w:t>
+      </w:r>
+      <w:r>
+        <w:t xml:space="preserve">permite que </w:t>
+      </w:r>
+      <w:r>
+        <w:t>objetos</w:t>
+      </w:r>
+      <w:r>
+        <w:t xml:space="preserve"> virtuais 3D sejam posicionados no ambiente real ao examinar as características presentes nos dados em tempo real. Este tipo de orientação baseia-se no hardware de qualquer smartphone, seja a câmara, GPS ou acelerómetro, entre outros, enquanto o software de realidade aumentada completa o trabalho.</w:t>
+      </w:r>
+    </w:p>
+    <w:p>
+      <w:r>
+        <w:t xml:space="preserve">Com este modelo, não há necessidade de um sistema de seguimento de </w:t>
+      </w:r>
+      <w:r>
+        <w:t>objetos</w:t>
+      </w:r>
+      <w:r>
+        <w:t xml:space="preserve"> devido aos recentes avanços tecnológicos em câmaras, sensores e algoritmos de IA. Assim, funciona com os dados digitais obtidos por estes sensores capazes de registar um espaço físico em tempo real.</w:t>
+      </w:r>
+    </w:p>
+    <w:p>
+      <w:r>
+        <w:t xml:space="preserve">Em primeiro lugar, a análise sem marcadores utiliza a localização e mapeamento simultâneos (SLAM) para digitalizar o ambiente e criar mapas apropriados sobre os quais colocar </w:t>
+      </w:r>
+      <w:r>
+        <w:t>objetos</w:t>
+      </w:r>
+      <w:r>
+        <w:t xml:space="preserve"> virtuais. SLAM </w:t>
+      </w:r>
+      <w:proofErr w:type="spellStart"/>
+      <w:r>
+        <w:t>markerless</w:t>
+      </w:r>
+      <w:proofErr w:type="spellEnd"/>
+      <w:r>
+        <w:t xml:space="preserve"> </w:t>
+      </w:r>
+      <w:proofErr w:type="spellStart"/>
+      <w:r>
+        <w:t>image</w:t>
+      </w:r>
+      <w:proofErr w:type="spellEnd"/>
+      <w:r>
+        <w:t xml:space="preserve"> </w:t>
+      </w:r>
+      <w:proofErr w:type="spellStart"/>
+      <w:r>
+        <w:t>tracking</w:t>
+      </w:r>
+      <w:proofErr w:type="spellEnd"/>
+      <w:r>
+        <w:t xml:space="preserve"> digitaliza o ambiente e cria mapas de onde colocar </w:t>
+      </w:r>
+      <w:r>
+        <w:t>objetos</w:t>
+      </w:r>
+      <w:r>
+        <w:t xml:space="preserve"> virtuais em 3D, mesmo que os </w:t>
+      </w:r>
+      <w:r>
+        <w:t>objetos</w:t>
+      </w:r>
+      <w:r>
+        <w:t xml:space="preserve"> não estejam dentro do campo de visão do utilizador, não se movem quando o utilizador se move, e o utilizador não tem de digitalizar novas imagens.</w:t>
+      </w:r>
+    </w:p>
+    <w:p>
+      <w:r>
+        <w:t xml:space="preserve">Portanto, esta tecnologia é capaz de </w:t>
+      </w:r>
+      <w:r>
+        <w:t>detetar</w:t>
+      </w:r>
+      <w:r>
+        <w:t xml:space="preserve"> </w:t>
+      </w:r>
+      <w:r>
+        <w:t>objetos</w:t>
+      </w:r>
+      <w:r>
+        <w:t xml:space="preserve"> ou pontos característicos numa cena sem conhecimento prévio do ambiente, por exemplo, pode identificar paredes ou pontos de intersecção. Esta é uma tecnologia que se caracteriza pela sua associação com o efeito visual de combinar a computação gráfica com imagens do mundo real.</w:t>
+      </w:r>
+    </w:p>
+    <w:p>
+      <w:r>
+        <w:t>Os primeiros sistemas que utilizavam este tipo de AR utilizavam a localização e os serviços de hardware de um dispositivo para interagir com os recursos fornecidos pelo software de AR, de tal forma que a localização e orientação do utilizador no espaço onde se encontrava era definida.</w:t>
+      </w:r>
+    </w:p>
+    <w:p>
+      <w:r>
+        <w:t>(</w:t>
+      </w:r>
+      <w:proofErr w:type="spellStart"/>
+      <w:r>
+        <w:t>ref</w:t>
+      </w:r>
+      <w:proofErr w:type="spellEnd"/>
+      <w:r>
+        <w:t xml:space="preserve">: </w:t>
+      </w:r>
+      <w:hyperlink r:id="rId14" w:history="1">
+        <w:r>
+          <w:rPr>
+            <w:rStyle w:val="Hyperlink"/>
+          </w:rPr>
+          <w:t>https://blog.softtek.com/pt/quais-sao-os-diferentes-tipos-de-realidade-aumentada</w:t>
+        </w:r>
+      </w:hyperlink>
+      <w:r>
+        <w:t xml:space="preserve"> )</w:t>
+      </w:r>
+    </w:p>
+    <w:p>
+      <w:r>
+        <w:lastRenderedPageBreak/>
+        <w:drawing>
+          <wp:inline distT="0" distB="0" distL="0" distR="0" wp14:anchorId="2C1AA5F2" wp14:editId="0D803378">
+            <wp:extent cx="5735955" cy="4584065"/>
+            <wp:effectExtent l="0" t="0" r="0" b="6985"/>
+            <wp:docPr id="1051941059" name="Picture 2"/>
+            <wp:cNvGraphicFramePr>
+              <a:graphicFrameLocks xmlns:a="http://schemas.openxmlformats.org/drawingml/2006/main" noChangeAspect="1"/>
+            </wp:cNvGraphicFramePr>
+            <a:graphic xmlns:a="http://schemas.openxmlformats.org/drawingml/2006/main">
+              <a:graphicData uri="http://schemas.openxmlformats.org/drawingml/2006/picture">
+                <pic:pic xmlns:pic="http://schemas.openxmlformats.org/drawingml/2006/picture">
+                  <pic:nvPicPr>
+                    <pic:cNvPr id="0" name="Picture 2"/>
+                    <pic:cNvPicPr>
+                      <a:picLocks noChangeAspect="1" noChangeArrowheads="1"/>
+                    </pic:cNvPicPr>
+                  </pic:nvPicPr>
+                  <pic:blipFill>
+                    <a:blip r:embed="rId15" cstate="print">
+                      <a:extLst>
+                        <a:ext uri="{28A0092B-C50C-407E-A947-70E740481C1C}">
+                          <a14:useLocalDpi xmlns:a14="http://schemas.microsoft.com/office/drawing/2010/main" val="0"/>
+                        </a:ext>
+                      </a:extLst>
+                    </a:blip>
+                    <a:srcRect/>
+                    <a:stretch>
+                      <a:fillRect/>
+                    </a:stretch>
+                  </pic:blipFill>
+                  <pic:spPr bwMode="auto">
+                    <a:xfrm>
+                      <a:off x="0" y="0"/>
+                      <a:ext cx="5735955" cy="4584065"/>
+                    </a:xfrm>
+                    <a:prstGeom prst="rect">
+                      <a:avLst/>
+                    </a:prstGeom>
+                    <a:noFill/>
+                    <a:ln>
+                      <a:noFill/>
+                    </a:ln>
+                  </pic:spPr>
+                </pic:pic>
+              </a:graphicData>
+            </a:graphic>
+          </wp:inline>
+        </w:drawing>
+      </w:r>
+    </w:p>
+    <w:p>
+      <w:pPr>
+        <w:rPr>
           <w:lang w:val="en-GB"/>
         </w:rPr>
-        <w:t>Markless</w:t>
+      </w:pPr>
+      <w:r>
+        <w:t>(</w:t>
+      </w:r>
+      <w:proofErr w:type="spellStart"/>
+      <w:r>
+        <w:t>ref</w:t>
       </w:r>
       <w:proofErr w:type="spellEnd"/>
-    </w:p>
-    <w:p>
-      <w:pPr>
-        <w:rPr>
-          <w:lang w:val="en-GB"/>
-        </w:rPr>
-      </w:pPr>
+      <w:r>
+        <w:t xml:space="preserve">: </w:t>
+      </w:r>
+      <w:hyperlink r:id="rId16" w:history="1">
+        <w:r>
+          <w:rPr>
+            <w:rStyle w:val="Hyperlink"/>
+          </w:rPr>
+          <w:t>https://www.wilengroup.com/blog/augmented-reality-with-dm-the-new-reality</w:t>
+        </w:r>
+      </w:hyperlink>
+      <w:r>
+        <w:t xml:space="preserve"> )</w:t>
+      </w:r>
     </w:p>
     <w:sectPr>
       <w:pgSz w:w="11906" w:h="16838"/>
@@ -455,6 +723,56 @@
     </w:sectPr>
   </w:body>
 </w:document>
+</file>
+
+<file path=word/endnotes.xml><?xml version="1.0" encoding="utf-8"?>
+<w:endnotes xmlns:wpc="http://schemas.microsoft.com/office/word/2010/wordprocessingCanvas" xmlns:cx="http://schemas.microsoft.com/office/drawing/2014/chartex" xmlns:cx1="http://schemas.microsoft.com/office/drawing/2015/9/8/chartex" xmlns:cx2="http://schemas.microsoft.com/office/drawing/2015/10/21/chartex" xmlns:cx3="http://schemas.microsoft.com/office/drawing/2016/5/9/chartex" xmlns:cx4="http://schemas.microsoft.com/office/drawing/2016/5/10/chartex" xmlns:cx5="http://schemas.microsoft.com/office/drawing/2016/5/11/chartex" xmlns:cx6="http://schemas.microsoft.com/office/drawing/2016/5/12/chartex" xmlns:cx7="http://schemas.microsoft.com/office/drawing/2016/5/13/chartex" xmlns:cx8="http://schemas.microsoft.com/office/drawing/2016/5/14/chartex" xmlns:mc="http://schemas.openxmlformats.org/markup-compatibility/2006" xmlns:aink="http://schemas.microsoft.com/office/drawing/2016/ink" xmlns:am3d="http://schemas.microsoft.com/office/drawing/2017/model3d" xmlns:o="urn:schemas-microsoft-com:office:office" xmlns:oel="http://schemas.microsoft.com/office/2019/extlst" xmlns:r="http://schemas.openxmlformats.org/officeDocument/2006/relationships" xmlns:m="http://schemas.openxmlformats.org/officeDocument/2006/math" xmlns:v="urn:schemas-microsoft-com:vml" xmlns:wp14="http://schemas.microsoft.com/office/word/2010/wordprocessingDrawing" xmlns:wp="http://schemas.openxmlformats.org/drawingml/2006/wordprocessingDrawing" xmlns:w10="urn:schemas-microsoft-com:office:word" xmlns:w="http://schemas.openxmlformats.org/wordprocessingml/2006/main" xmlns:w14="http://schemas.microsoft.com/office/word/2010/wordml" xmlns:w15="http://schemas.microsoft.com/office/word/2012/wordml" xmlns:w16cex="http://schemas.microsoft.com/office/word/2018/wordml/cex" xmlns:w16cid="http://schemas.microsoft.com/office/word/2016/wordml/cid" xmlns:w16="http://schemas.microsoft.com/office/word/2018/wordml" xmlns:w16du="http://schemas.microsoft.com/office/word/2023/wordml/word16du" xmlns:w16sdtdh="http://schemas.microsoft.com/office/word/2020/wordml/sdtdatahash" xmlns:w16sdtfl="http://schemas.microsoft.com/office/word/2024/wordml/sdtformatlock" xmlns:w16se="http://schemas.microsoft.com/office/word/2015/wordml/symex" xmlns:wpg="http://schemas.microsoft.com/office/word/2010/wordprocessingGroup" xmlns:wpi="http://schemas.microsoft.com/office/word/2010/wordprocessingInk" xmlns:wne="http://schemas.microsoft.com/office/word/2006/wordml" xmlns:wps="http://schemas.microsoft.com/office/word/2010/wordprocessingShape" mc:Ignorable="w14 w15 w16se w16cid w16 w16cex w16sdtdh w16sdtfl w16du wp14">
+  <w:endnote w:type="separator" w:id="-1">
+    <w:p>
+      <w:pPr>
+        <w:spacing w:after="0" w:line="240" w:lineRule="auto"/>
+      </w:pPr>
+      <w:r>
+        <w:separator/>
+      </w:r>
+    </w:p>
+  </w:endnote>
+  <w:endnote w:type="continuationSeparator" w:id="0">
+    <w:p>
+      <w:pPr>
+        <w:spacing w:after="0" w:line="240" w:lineRule="auto"/>
+      </w:pPr>
+      <w:r>
+        <w:continuationSeparator/>
+      </w:r>
+    </w:p>
+  </w:endnote>
+</w:endnotes>
+</file>
+
+<file path=word/footnotes.xml><?xml version="1.0" encoding="utf-8"?>
+<w:footnotes xmlns:wpc="http://schemas.microsoft.com/office/word/2010/wordprocessingCanvas" xmlns:cx="http://schemas.microsoft.com/office/drawing/2014/chartex" xmlns:cx1="http://schemas.microsoft.com/office/drawing/2015/9/8/chartex" xmlns:cx2="http://schemas.microsoft.com/office/drawing/2015/10/21/chartex" xmlns:cx3="http://schemas.microsoft.com/office/drawing/2016/5/9/chartex" xmlns:cx4="http://schemas.microsoft.com/office/drawing/2016/5/10/chartex" xmlns:cx5="http://schemas.microsoft.com/office/drawing/2016/5/11/chartex" xmlns:cx6="http://schemas.microsoft.com/office/drawing/2016/5/12/chartex" xmlns:cx7="http://schemas.microsoft.com/office/drawing/2016/5/13/chartex" xmlns:cx8="http://schemas.microsoft.com/office/drawing/2016/5/14/chartex" xmlns:mc="http://schemas.openxmlformats.org/markup-compatibility/2006" xmlns:aink="http://schemas.microsoft.com/office/drawing/2016/ink" xmlns:am3d="http://schemas.microsoft.com/office/drawing/2017/model3d" xmlns:o="urn:schemas-microsoft-com:office:office" xmlns:oel="http://schemas.microsoft.com/office/2019/extlst" xmlns:r="http://schemas.openxmlformats.org/officeDocument/2006/relationships" xmlns:m="http://schemas.openxmlformats.org/officeDocument/2006/math" xmlns:v="urn:schemas-microsoft-com:vml" xmlns:wp14="http://schemas.microsoft.com/office/word/2010/wordprocessingDrawing" xmlns:wp="http://schemas.openxmlformats.org/drawingml/2006/wordprocessingDrawing" xmlns:w10="urn:schemas-microsoft-com:office:word" xmlns:w="http://schemas.openxmlformats.org/wordprocessingml/2006/main" xmlns:w14="http://schemas.microsoft.com/office/word/2010/wordml" xmlns:w15="http://schemas.microsoft.com/office/word/2012/wordml" xmlns:w16cex="http://schemas.microsoft.com/office/word/2018/wordml/cex" xmlns:w16cid="http://schemas.microsoft.com/office/word/2016/wordml/cid" xmlns:w16="http://schemas.microsoft.com/office/word/2018/wordml" xmlns:w16du="http://schemas.microsoft.com/office/word/2023/wordml/word16du" xmlns:w16sdtdh="http://schemas.microsoft.com/office/word/2020/wordml/sdtdatahash" xmlns:w16sdtfl="http://schemas.microsoft.com/office/word/2024/wordml/sdtformatlock" xmlns:w16se="http://schemas.microsoft.com/office/word/2015/wordml/symex" xmlns:wpg="http://schemas.microsoft.com/office/word/2010/wordprocessingGroup" xmlns:wpi="http://schemas.microsoft.com/office/word/2010/wordprocessingInk" xmlns:wne="http://schemas.microsoft.com/office/word/2006/wordml" xmlns:wps="http://schemas.microsoft.com/office/word/2010/wordprocessingShape" mc:Ignorable="w14 w15 w16se w16cid w16 w16cex w16sdtdh w16sdtfl w16du wp14">
+  <w:footnote w:type="separator" w:id="-1">
+    <w:p>
+      <w:pPr>
+        <w:spacing w:after="0" w:line="240" w:lineRule="auto"/>
+      </w:pPr>
+      <w:r>
+        <w:separator/>
+      </w:r>
+    </w:p>
+  </w:footnote>
+  <w:footnote w:type="continuationSeparator" w:id="0">
+    <w:p>
+      <w:pPr>
+        <w:spacing w:after="0" w:line="240" w:lineRule="auto"/>
+      </w:pPr>
+      <w:r>
+        <w:continuationSeparator/>
+      </w:r>
+    </w:p>
+  </w:footnote>
+</w:footnotes>
 </file>
 
 <file path=word/styles.xml><?xml version="1.0" encoding="utf-8"?>
@@ -1063,7 +1381,6 @@
   <w:style w:type="character" w:default="1" w:styleId="DefaultParagraphFont">
     <w:name w:val="Default Paragraph Font"/>
     <w:uiPriority w:val="1"/>
-    <w:semiHidden/>
     <w:unhideWhenUsed/>
   </w:style>
   <w:style w:type="table" w:default="1" w:styleId="TableNormal">
@@ -1411,6 +1728,67 @@
     <w:rPr>
       <w:color w:val="605E5C"/>
       <w:shd w:val="clear" w:color="auto" w:fill="E1DFDD"/>
+    </w:rPr>
+  </w:style>
+  <w:style w:type="paragraph" w:styleId="Header">
+    <w:name w:val="header"/>
+    <w:basedOn w:val="Normal"/>
+    <w:link w:val="HeaderChar"/>
+    <w:uiPriority w:val="99"/>
+    <w:unhideWhenUsed/>
+    <w:rsid w:val="009733EB"/>
+    <w:pPr>
+      <w:tabs>
+        <w:tab w:val="center" w:pos="4513"/>
+        <w:tab w:val="right" w:pos="9026"/>
+      </w:tabs>
+      <w:spacing w:after="0" w:line="240" w:lineRule="auto"/>
+    </w:pPr>
+  </w:style>
+  <w:style w:type="character" w:customStyle="1" w:styleId="HeaderChar">
+    <w:name w:val="Header Char"/>
+    <w:basedOn w:val="DefaultParagraphFont"/>
+    <w:link w:val="Header"/>
+    <w:uiPriority w:val="99"/>
+    <w:rsid w:val="009733EB"/>
+    <w:rPr>
+      <w:lang w:val="pt-PT"/>
+    </w:rPr>
+  </w:style>
+  <w:style w:type="paragraph" w:styleId="Footer">
+    <w:name w:val="footer"/>
+    <w:basedOn w:val="Normal"/>
+    <w:link w:val="FooterChar"/>
+    <w:uiPriority w:val="99"/>
+    <w:unhideWhenUsed/>
+    <w:rsid w:val="009733EB"/>
+    <w:pPr>
+      <w:tabs>
+        <w:tab w:val="center" w:pos="4513"/>
+        <w:tab w:val="right" w:pos="9026"/>
+      </w:tabs>
+      <w:spacing w:after="0" w:line="240" w:lineRule="auto"/>
+    </w:pPr>
+  </w:style>
+  <w:style w:type="character" w:customStyle="1" w:styleId="FooterChar">
+    <w:name w:val="Footer Char"/>
+    <w:basedOn w:val="DefaultParagraphFont"/>
+    <w:link w:val="Footer"/>
+    <w:uiPriority w:val="99"/>
+    <w:rsid w:val="009733EB"/>
+    <w:rPr>
+      <w:lang w:val="pt-PT"/>
+    </w:rPr>
+  </w:style>
+  <w:style w:type="paragraph" w:styleId="NormalWeb">
+    <w:name w:val="Normal (Web)"/>
+    <w:basedOn w:val="Normal"/>
+    <w:uiPriority w:val="99"/>
+    <w:semiHidden/>
+    <w:unhideWhenUsed/>
+    <w:rsid w:val="0001071A"/>
+    <w:rPr>
+      <w:rFonts w:ascii="Times New Roman" w:hAnsi="Times New Roman" w:cs="Times New Roman"/>
     </w:rPr>
   </w:style>
 </w:styles>
